--- a/assets/templates/act-uslug.docx
+++ b/assets/templates/act-uslug.docx
@@ -687,6 +687,13 @@
                 <w:szCs w:val="24"/>
               </w:rPr>
             </w:pPr>
+            <w:r>
+              <w:rPr>
+                <w:sz w:val="24"/>
+                <w:szCs w:val="24"/>
+              </w:rPr>
+              <w:t xml:space="preserve">{{svcPrice}}</w:t>
+            </w:r>
           </w:p>
         </w:tc>
         <w:tc>

--- a/assets/templates/act-uslug.docx
+++ b/assets/templates/act-uslug.docx
@@ -280,7 +280,7 @@
         <w:t xml:space="preserve"> {{executorFio}}</w:t>
       </w:r>
       <w:r>
-        <w:t>с одной стороны, и {{customerFio}}</w:t>
+        <w:t>с одной стороны, и {{customerOrg}}</w:t>
       </w:r>
       <w:r>
         <w:rPr>
@@ -299,7 +299,7 @@
         <w:rPr>
           <w:bCs/>
         </w:rPr>
-        <w:t xml:space="preserve">, в лице ____________________________________, действующего на основании Устава, </w:t>
+        <w:t xml:space="preserve">, в лице {{customerFio}}, действующего на основании Устава, </w:t>
       </w:r>
       <w:r>
         <w:t xml:space="preserve">с другой, совместно именуемые «Стороны», а по отдельности «Сторона», </w:t>
@@ -592,7 +592,7 @@
                 <w:sz w:val="24"/>
                 <w:szCs w:val="24"/>
               </w:rPr>
-              <w:t>{{rowNum}}</w:t>
+              <w:t>{{rowNum1}}</w:t>
             </w:r>
           </w:p>
         </w:tc>
@@ -617,7 +617,7 @@
                 <w:sz w:val="24"/>
                 <w:szCs w:val="24"/>
               </w:rPr>
-              <w:t xml:space="preserve">{{svcName}}</w:t>
+              <w:t xml:space="preserve">{{svcName1}}</w:t>
             </w:r>
           </w:p>
         </w:tc>
@@ -642,7 +642,7 @@
                 <w:sz w:val="24"/>
                 <w:szCs w:val="24"/>
               </w:rPr>
-              <w:t xml:space="preserve">{{svcUnit}}</w:t>
+              <w:t xml:space="preserve">{{svcUnit1}}</w:t>
             </w:r>
           </w:p>
         </w:tc>
@@ -667,7 +667,7 @@
                 <w:sz w:val="24"/>
                 <w:szCs w:val="24"/>
               </w:rPr>
-              <w:t xml:space="preserve">{{svcQty}}</w:t>
+              <w:t xml:space="preserve">{{svcQty1}}</w:t>
             </w:r>
           </w:p>
         </w:tc>
@@ -692,7 +692,7 @@
                 <w:sz w:val="24"/>
                 <w:szCs w:val="24"/>
               </w:rPr>
-              <w:t xml:space="preserve">{{svcPrice}}</w:t>
+              <w:t xml:space="preserve">{{svcPrice1}}</w:t>
             </w:r>
           </w:p>
         </w:tc>
@@ -735,7 +735,349 @@
                 <w:sz w:val="24"/>
                 <w:szCs w:val="24"/>
               </w:rPr>
-              <w:t xml:space="preserve">{{svcSum}}</w:t>
+              <w:t xml:space="preserve">{{svcSum1}}</w:t>
+            </w:r>
+          </w:p>
+        </w:tc>
+      </w:tr>
+      <w:tr>
+        <w:tc>
+          <w:tcPr>
+            <w:tcW w:w="503" w:type="dxa"/>
+          </w:tcPr>
+          <w:p>
+            <w:pPr>
+              <w:pStyle w:val="a7"/>
+              <w:autoSpaceDE w:val="0"/>
+              <w:autoSpaceDN w:val="0"/>
+              <w:adjustRightInd w:val="0"/>
+              <w:ind w:left="0"/>
+              <w:jc w:val="center"/>
+              <w:rPr>
+                <w:sz w:val="24"/>
+                <w:szCs w:val="24"/>
+              </w:rPr>
+            </w:pPr>
+            <w:r>
+              <w:rPr>
+                <w:sz w:val="24"/>
+                <w:szCs w:val="24"/>
+              </w:rPr>
+              <w:t>{{rowNum2}}</w:t>
+            </w:r>
+          </w:p>
+        </w:tc>
+        <w:tc>
+          <w:tcPr>
+            <w:tcW w:w="4183" w:type="dxa"/>
+          </w:tcPr>
+          <w:p>
+            <w:pPr>
+              <w:pStyle w:val="a7"/>
+              <w:autoSpaceDE w:val="0"/>
+              <w:autoSpaceDN w:val="0"/>
+              <w:adjustRightInd w:val="0"/>
+              <w:ind w:left="0"/>
+              <w:rPr>
+                <w:sz w:val="24"/>
+                <w:szCs w:val="24"/>
+              </w:rPr>
+            </w:pPr>
+            <w:r>
+              <w:rPr>
+                <w:sz w:val="24"/>
+                <w:szCs w:val="24"/>
+              </w:rPr>
+              <w:t xml:space="preserve">{{svcName2}}</w:t>
+            </w:r>
+          </w:p>
+        </w:tc>
+        <w:tc>
+          <w:tcPr>
+            <w:tcW w:w="567" w:type="dxa"/>
+          </w:tcPr>
+          <w:p>
+            <w:pPr>
+              <w:pStyle w:val="a7"/>
+              <w:autoSpaceDE w:val="0"/>
+              <w:autoSpaceDN w:val="0"/>
+              <w:adjustRightInd w:val="0"/>
+              <w:ind w:left="0"/>
+              <w:rPr>
+                <w:sz w:val="24"/>
+                <w:szCs w:val="24"/>
+              </w:rPr>
+            </w:pPr>
+            <w:r>
+              <w:rPr>
+                <w:sz w:val="24"/>
+                <w:szCs w:val="24"/>
+              </w:rPr>
+              <w:t xml:space="preserve">{{svcUnit2}}</w:t>
+            </w:r>
+          </w:p>
+        </w:tc>
+        <w:tc>
+          <w:tcPr>
+            <w:tcW w:w="1393" w:type="dxa"/>
+          </w:tcPr>
+          <w:p>
+            <w:pPr>
+              <w:pStyle w:val="a7"/>
+              <w:autoSpaceDE w:val="0"/>
+              <w:autoSpaceDN w:val="0"/>
+              <w:adjustRightInd w:val="0"/>
+              <w:ind w:left="0"/>
+              <w:rPr>
+                <w:sz w:val="24"/>
+                <w:szCs w:val="24"/>
+              </w:rPr>
+            </w:pPr>
+            <w:r>
+              <w:rPr>
+                <w:sz w:val="24"/>
+                <w:szCs w:val="24"/>
+              </w:rPr>
+              <w:t xml:space="preserve">{{svcQty2}}</w:t>
+            </w:r>
+          </w:p>
+        </w:tc>
+        <w:tc>
+          <w:tcPr>
+            <w:tcW w:w="1467" w:type="dxa"/>
+          </w:tcPr>
+          <w:p>
+            <w:pPr>
+              <w:pStyle w:val="a7"/>
+              <w:autoSpaceDE w:val="0"/>
+              <w:autoSpaceDN w:val="0"/>
+              <w:adjustRightInd w:val="0"/>
+              <w:ind w:left="0"/>
+              <w:rPr>
+                <w:sz w:val="24"/>
+                <w:szCs w:val="24"/>
+              </w:rPr>
+            </w:pPr>
+            <w:r>
+              <w:rPr>
+                <w:sz w:val="24"/>
+                <w:szCs w:val="24"/>
+              </w:rPr>
+              <w:t xml:space="preserve">{{svcPrice2}}</w:t>
+            </w:r>
+          </w:p>
+        </w:tc>
+        <w:tc>
+          <w:tcPr>
+            <w:tcW w:w="704" w:type="dxa"/>
+          </w:tcPr>
+          <w:p>
+            <w:pPr>
+              <w:pStyle w:val="a7"/>
+              <w:autoSpaceDE w:val="0"/>
+              <w:autoSpaceDN w:val="0"/>
+              <w:adjustRightInd w:val="0"/>
+              <w:ind w:left="0"/>
+              <w:rPr>
+                <w:sz w:val="24"/>
+                <w:szCs w:val="24"/>
+              </w:rPr>
+            </w:pPr>
+          </w:p>
+        </w:tc>
+        <w:tc>
+          <w:tcPr>
+            <w:tcW w:w="1320" w:type="dxa"/>
+          </w:tcPr>
+          <w:p>
+            <w:pPr>
+              <w:pStyle w:val="a7"/>
+              <w:autoSpaceDE w:val="0"/>
+              <w:autoSpaceDN w:val="0"/>
+              <w:adjustRightInd w:val="0"/>
+              <w:ind w:left="0"/>
+              <w:rPr>
+                <w:sz w:val="24"/>
+                <w:szCs w:val="24"/>
+              </w:rPr>
+            </w:pPr>
+            <w:r>
+              <w:rPr>
+                <w:sz w:val="24"/>
+                <w:szCs w:val="24"/>
+              </w:rPr>
+              <w:t xml:space="preserve">{{svcSum2}}</w:t>
+            </w:r>
+          </w:p>
+        </w:tc>
+      </w:tr>
+      <w:tr>
+        <w:tc>
+          <w:tcPr>
+            <w:tcW w:w="503" w:type="dxa"/>
+          </w:tcPr>
+          <w:p>
+            <w:pPr>
+              <w:pStyle w:val="a7"/>
+              <w:autoSpaceDE w:val="0"/>
+              <w:autoSpaceDN w:val="0"/>
+              <w:adjustRightInd w:val="0"/>
+              <w:ind w:left="0"/>
+              <w:jc w:val="center"/>
+              <w:rPr>
+                <w:sz w:val="24"/>
+                <w:szCs w:val="24"/>
+              </w:rPr>
+            </w:pPr>
+            <w:r>
+              <w:rPr>
+                <w:sz w:val="24"/>
+                <w:szCs w:val="24"/>
+              </w:rPr>
+              <w:t>{{rowNum3}}</w:t>
+            </w:r>
+          </w:p>
+        </w:tc>
+        <w:tc>
+          <w:tcPr>
+            <w:tcW w:w="4183" w:type="dxa"/>
+          </w:tcPr>
+          <w:p>
+            <w:pPr>
+              <w:pStyle w:val="a7"/>
+              <w:autoSpaceDE w:val="0"/>
+              <w:autoSpaceDN w:val="0"/>
+              <w:adjustRightInd w:val="0"/>
+              <w:ind w:left="0"/>
+              <w:rPr>
+                <w:sz w:val="24"/>
+                <w:szCs w:val="24"/>
+              </w:rPr>
+            </w:pPr>
+            <w:r>
+              <w:rPr>
+                <w:sz w:val="24"/>
+                <w:szCs w:val="24"/>
+              </w:rPr>
+              <w:t xml:space="preserve">{{svcName3}}</w:t>
+            </w:r>
+          </w:p>
+        </w:tc>
+        <w:tc>
+          <w:tcPr>
+            <w:tcW w:w="567" w:type="dxa"/>
+          </w:tcPr>
+          <w:p>
+            <w:pPr>
+              <w:pStyle w:val="a7"/>
+              <w:autoSpaceDE w:val="0"/>
+              <w:autoSpaceDN w:val="0"/>
+              <w:adjustRightInd w:val="0"/>
+              <w:ind w:left="0"/>
+              <w:rPr>
+                <w:sz w:val="24"/>
+                <w:szCs w:val="24"/>
+              </w:rPr>
+            </w:pPr>
+            <w:r>
+              <w:rPr>
+                <w:sz w:val="24"/>
+                <w:szCs w:val="24"/>
+              </w:rPr>
+              <w:t xml:space="preserve">{{svcUnit3}}</w:t>
+            </w:r>
+          </w:p>
+        </w:tc>
+        <w:tc>
+          <w:tcPr>
+            <w:tcW w:w="1393" w:type="dxa"/>
+          </w:tcPr>
+          <w:p>
+            <w:pPr>
+              <w:pStyle w:val="a7"/>
+              <w:autoSpaceDE w:val="0"/>
+              <w:autoSpaceDN w:val="0"/>
+              <w:adjustRightInd w:val="0"/>
+              <w:ind w:left="0"/>
+              <w:rPr>
+                <w:sz w:val="24"/>
+                <w:szCs w:val="24"/>
+              </w:rPr>
+            </w:pPr>
+            <w:r>
+              <w:rPr>
+                <w:sz w:val="24"/>
+                <w:szCs w:val="24"/>
+              </w:rPr>
+              <w:t xml:space="preserve">{{svcQty3}}</w:t>
+            </w:r>
+          </w:p>
+        </w:tc>
+        <w:tc>
+          <w:tcPr>
+            <w:tcW w:w="1467" w:type="dxa"/>
+          </w:tcPr>
+          <w:p>
+            <w:pPr>
+              <w:pStyle w:val="a7"/>
+              <w:autoSpaceDE w:val="0"/>
+              <w:autoSpaceDN w:val="0"/>
+              <w:adjustRightInd w:val="0"/>
+              <w:ind w:left="0"/>
+              <w:rPr>
+                <w:sz w:val="24"/>
+                <w:szCs w:val="24"/>
+              </w:rPr>
+            </w:pPr>
+            <w:r>
+              <w:rPr>
+                <w:sz w:val="24"/>
+                <w:szCs w:val="24"/>
+              </w:rPr>
+              <w:t xml:space="preserve">{{svcPrice3}}</w:t>
+            </w:r>
+          </w:p>
+        </w:tc>
+        <w:tc>
+          <w:tcPr>
+            <w:tcW w:w="704" w:type="dxa"/>
+          </w:tcPr>
+          <w:p>
+            <w:pPr>
+              <w:pStyle w:val="a7"/>
+              <w:autoSpaceDE w:val="0"/>
+              <w:autoSpaceDN w:val="0"/>
+              <w:adjustRightInd w:val="0"/>
+              <w:ind w:left="0"/>
+              <w:rPr>
+                <w:sz w:val="24"/>
+                <w:szCs w:val="24"/>
+              </w:rPr>
+            </w:pPr>
+          </w:p>
+        </w:tc>
+        <w:tc>
+          <w:tcPr>
+            <w:tcW w:w="1320" w:type="dxa"/>
+          </w:tcPr>
+          <w:p>
+            <w:pPr>
+              <w:pStyle w:val="a7"/>
+              <w:autoSpaceDE w:val="0"/>
+              <w:autoSpaceDN w:val="0"/>
+              <w:adjustRightInd w:val="0"/>
+              <w:ind w:left="0"/>
+              <w:rPr>
+                <w:sz w:val="24"/>
+                <w:szCs w:val="24"/>
+              </w:rPr>
+            </w:pPr>
+            <w:r>
+              <w:rPr>
+                <w:sz w:val="24"/>
+                <w:szCs w:val="24"/>
+              </w:rPr>
+              <w:t xml:space="preserve">{{svcSum3}}</w:t>
             </w:r>
           </w:p>
         </w:tc>

--- a/assets/templates/act-uslug.docx
+++ b/assets/templates/act-uslug.docx
@@ -277,21 +277,53 @@
         <w:rPr>
           <w:bCs/>
         </w:rPr>
-        <w:t xml:space="preserve"> {{executorFio}}</w:t>
-      </w:r>
-      <w:r>
-        <w:t>с одной стороны, и {{customerOrg}}</w:t>
-      </w:r>
-      <w:r>
-        <w:rPr>
-          <w:bCs/>
-        </w:rPr>
-        <w:t xml:space="preserve"> именуемое в дальнейшем </w:t>
+        <w:t xml:space="preserve"> </w:t>
       </w:r>
       <w:r>
         <w:rPr>
           <w:b/>
           <w:bCs/>
+          <w:sz w:val="24"/>
+          <w:szCs w:val="24"/>
+        </w:rPr>
+        <w:t xml:space="preserve"> {{executorFio}}</w:t>
+      </w:r>
+      <w:r>
+        <w:rPr>
+          <w:sz w:val="24"/>
+          <w:szCs w:val="24"/>
+        </w:rPr>
+        <w:t xml:space="preserve"> ____________________ </w:t>
+      </w:r>
+      <w:r>
+        <w:t>с одной стороны, и </w:t>
+      </w:r>
+      <w:r>
+        <w:rPr>
+          <w:b/>
+          <w:bCs/>
+          <w:sz w:val="24"/>
+          <w:szCs w:val="24"/>
+        </w:rPr>
+        <w:t xml:space="preserve"> {{customerOrg}}</w:t>
+      </w:r>
+      <w:r>
+        <w:rPr>
+          <w:sz w:val="24"/>
+          <w:szCs w:val="24"/>
+        </w:rPr>
+        <w:t xml:space="preserve"> ____________________</w:t>
+      </w:r>
+      <w:r>
+        <w:rPr>
+          <w:bCs/>
+        </w:rPr>
+        <w:t xml:space="preserve"> именуемое в дальнейшем </w:t>
+      </w:r>
+      <w:r>
+        <w:rPr>
+          <w:b/>
+          <w:bCs/>
         </w:rPr>
         <w:t>«Заказчик»</w:t>
       </w:r>
@@ -299,7 +331,23 @@
         <w:rPr>
           <w:bCs/>
         </w:rPr>
-        <w:t xml:space="preserve">, в лице {{customerFio}}, действующего на основании Устава, </w:t>
+        <w:t xml:space="preserve">, в лице </w:t>
+      </w:r>
+      <w:r>
+        <w:rPr>
+          <w:b/>
+          <w:bCs/>
+          <w:sz w:val="24"/>
+          <w:szCs w:val="24"/>
+        </w:rPr>
+        <w:t xml:space="preserve"> {{customerFio}}</w:t>
+      </w:r>
+      <w:r>
+        <w:rPr>
+          <w:sz w:val="24"/>
+          <w:szCs w:val="24"/>
+        </w:rPr>
+        <w:t xml:space="preserve"> ________________, действующего на основании Устава, </w:t>
       </w:r>
       <w:r>
         <w:t xml:space="preserve">с другой, совместно именуемые «Стороны», а по отдельности «Сторона», </w:t>
